--- a/АиКМС/прак_4/material/material.docx
+++ b/АиКМС/прак_4/material/material.docx
@@ -24,14 +24,14 @@
             <v:path o:extrusionok="f" gradientshapeok="t" o:connecttype="rect"/>
             <o:lock v:ext="edit" aspectratio="t"/>
           </v:shapetype>
-          <v:shape id="_x0000_i1025" type="#_x0000_t75" style="width:467.55pt;height:333.8pt">
+          <v:shape id="_x0000_i1025" type="#_x0000_t75" style="width:467.25pt;height:333.75pt">
             <v:imagedata r:id="rId4" o:title="messages"/>
           </v:shape>
         </w:pict>
       </w:r>
       <w:r>
         <w:pict>
-          <v:shape id="_x0000_i1026" type="#_x0000_t75" style="width:467.55pt;height:320.75pt">
+          <v:shape id="_x0000_i1026" type="#_x0000_t75" style="width:467.25pt;height:321pt">
             <v:imagedata r:id="rId5" o:title="example"/>
           </v:shape>
         </w:pict>
@@ -39,14 +39,14 @@
       <w:r>
         <w:lastRenderedPageBreak/>
         <w:pict>
-          <v:shape id="_x0000_i1027" type="#_x0000_t75" style="width:467.55pt;height:322.6pt">
+          <v:shape id="_x0000_i1027" type="#_x0000_t75" style="width:467.25pt;height:322.5pt">
             <v:imagedata r:id="rId6" o:title="arguments"/>
           </v:shape>
         </w:pict>
       </w:r>
       <w:r>
         <w:pict>
-          <v:shape id="_x0000_i1028" type="#_x0000_t75" style="width:467.55pt;height:318.85pt">
+          <v:shape id="_x0000_i1028" type="#_x0000_t75" style="width:467.25pt;height:318.75pt">
             <v:imagedata r:id="rId7" o:title="cooperations"/>
           </v:shape>
         </w:pict>
@@ -96,6 +96,10 @@
     </w:p>
     <w:p>
       <w:r>
+        <w:rPr>
+          <w:noProof/>
+          <w:lang w:eastAsia="ru-RU"/>
+        </w:rPr>
         <w:drawing>
           <wp:inline distT="0" distB="0" distL="0" distR="0" wp14:anchorId="63F54F2B" wp14:editId="0C84F6AB">
             <wp:extent cx="4191585" cy="2772162"/>
@@ -135,6 +139,10 @@
     </w:p>
     <w:p>
       <w:r>
+        <w:rPr>
+          <w:noProof/>
+          <w:lang w:eastAsia="ru-RU"/>
+        </w:rPr>
         <w:lastRenderedPageBreak/>
         <w:drawing>
           <wp:inline distT="0" distB="0" distL="0" distR="0" wp14:anchorId="121056CE" wp14:editId="797B933B">
@@ -161,6 +169,45 @@
                     <a:xfrm>
                       <a:off x="0" y="0"/>
                       <a:ext cx="5077534" cy="3124636"/>
+                    </a:xfrm>
+                    <a:prstGeom prst="rect">
+                      <a:avLst/>
+                    </a:prstGeom>
+                  </pic:spPr>
+                </pic:pic>
+              </a:graphicData>
+            </a:graphic>
+          </wp:inline>
+        </w:drawing>
+      </w:r>
+    </w:p>
+    <w:p>
+      <w:r>
+        <w:drawing>
+          <wp:inline distT="0" distB="0" distL="0" distR="0" wp14:anchorId="4251CDDA" wp14:editId="53B33047">
+            <wp:extent cx="3877216" cy="2829320"/>
+            <wp:effectExtent l="0" t="0" r="9525" b="9525"/>
+            <wp:docPr id="4" name="Рисунок 4"/>
+            <wp:cNvGraphicFramePr>
+              <a:graphicFrameLocks xmlns:a="http://schemas.openxmlformats.org/drawingml/2006/main" noChangeAspect="1"/>
+            </wp:cNvGraphicFramePr>
+            <a:graphic xmlns:a="http://schemas.openxmlformats.org/drawingml/2006/main">
+              <a:graphicData uri="http://schemas.openxmlformats.org/drawingml/2006/picture">
+                <pic:pic xmlns:pic="http://schemas.openxmlformats.org/drawingml/2006/picture">
+                  <pic:nvPicPr>
+                    <pic:cNvPr id="1" name=""/>
+                    <pic:cNvPicPr/>
+                  </pic:nvPicPr>
+                  <pic:blipFill>
+                    <a:blip r:embed="rId11"/>
+                    <a:stretch>
+                      <a:fillRect/>
+                    </a:stretch>
+                  </pic:blipFill>
+                  <pic:spPr>
+                    <a:xfrm>
+                      <a:off x="0" y="0"/>
+                      <a:ext cx="3877216" cy="2829320"/>
                     </a:xfrm>
                     <a:prstGeom prst="rect">
                       <a:avLst/>
